--- a/ML_System_Design/ML_SD_M10_Monitoring_Drift.docx
+++ b/ML_System_Design/ML_SD_M10_Monitoring_Drift.docx
@@ -830,7 +830,7 @@
       <w:r>
         <w:drawing>
           <wp:inline>
-            <wp:extent cx="5334000" cy="2750170"/>
+            <wp:extent cx="5727700" cy="2953159"/>
             <wp:effectExtent b="0" l="0" r="0" t="0"/>
             <wp:docPr descr="The monitoring stack drawn as five layers from system health at the bottom to the business metric at the top; lower layers are easy to detect and far from money, upper layers are hard to detect and close to money." title="" id="10" name="Picture"/>
             <a:graphic>
@@ -851,7 +851,7 @@
                   <pic:spPr bwMode="auto">
                     <a:xfrm>
                       <a:off x="0" y="0"/>
-                      <a:ext cx="5334000" cy="2750170"/>
+                      <a:ext cx="5727700" cy="2953159"/>
                     </a:xfrm>
                     <a:prstGeom prst="rect">
                       <a:avLst/>
@@ -1528,7 +1528,7 @@
       <w:r>
         <w:drawing>
           <wp:inline>
-            <wp:extent cx="5334000" cy="2750170"/>
+            <wp:extent cx="5727700" cy="2953159"/>
             <wp:effectExtent b="0" l="0" r="0" t="0"/>
             <wp:docPr descr="Data drift shown as two bell curves: the training (reference) distribution in blue on the left and the live traffic distribution in red-dashed shifted to the right, with an arrow marking the mean moving right." title="" id="17" name="Picture"/>
             <a:graphic>
@@ -1549,7 +1549,7 @@
                   <pic:spPr bwMode="auto">
                     <a:xfrm>
                       <a:off x="0" y="0"/>
-                      <a:ext cx="5334000" cy="2750170"/>
+                      <a:ext cx="5727700" cy="2953159"/>
                     </a:xfrm>
                     <a:prstGeom prst="rect">
                       <a:avLst/>
@@ -1761,7 +1761,7 @@
       <w:r>
         <w:drawing>
           <wp:inline>
-            <wp:extent cx="5334000" cy="2750170"/>
+            <wp:extent cx="5727700" cy="2953159"/>
             <wp:effectExtent b="0" l="0" r="0" t="0"/>
             <wp:docPr descr="A PSI worked example: five bins B1..B5, each with an expected (blue) bar at 20% and an actual (orange) bar at 10, 15, 20, 25, 30 percent; the summary line shows PSI is approximately 0.14, a moderate shift." title="" id="21" name="Picture"/>
             <a:graphic>
@@ -1782,7 +1782,7 @@
                   <pic:spPr bwMode="auto">
                     <a:xfrm>
                       <a:off x="0" y="0"/>
-                      <a:ext cx="5334000" cy="2750170"/>
+                      <a:ext cx="5727700" cy="2953159"/>
                     </a:xfrm>
                     <a:prstGeom prst="rect">
                       <a:avLst/>
@@ -3042,7 +3042,7 @@
       <w:r>
         <w:drawing>
           <wp:inline>
-            <wp:extent cx="5334000" cy="2750170"/>
+            <wp:extent cx="5727700" cy="2953159"/>
             <wp:effectExtent b="0" l="0" r="0" t="0"/>
             <wp:docPr descr="Data drift vs concept drift compared side by side: data drift means the inputs P(X) change while the input-to-label link P(Y|X) stays the same (example: new user region); concept drift means the meaning P(Y|X) itself changes so the same input now maps to a new label (example: fraud tactics change)." title="" id="28" name="Picture"/>
             <a:graphic>
@@ -3063,7 +3063,7 @@
                   <pic:spPr bwMode="auto">
                     <a:xfrm>
                       <a:off x="0" y="0"/>
-                      <a:ext cx="5334000" cy="2750170"/>
+                      <a:ext cx="5727700" cy="2953159"/>
                     </a:xfrm>
                     <a:prstGeom prst="rect">
                       <a:avLst/>
@@ -3670,7 +3670,7 @@
       <w:r>
         <w:drawing>
           <wp:inline>
-            <wp:extent cx="5334000" cy="2688682"/>
+            <wp:extent cx="5727700" cy="2887133"/>
             <wp:effectExtent b="0" l="0" r="0" t="0"/>
             <wp:docPr descr="Retraining strategies compared as three columns: scheduled (fixed cadence, simple but may retrain too often or too late), triggered (retrain on detected drift or performance drop, efficient but needs good monitors), and continual/online (update as each batch arrives, freshest but risk of instability and bad-data harm)." title="" id="35" name="Picture"/>
             <a:graphic>
@@ -3691,7 +3691,7 @@
                   <pic:spPr bwMode="auto">
                     <a:xfrm>
                       <a:off x="0" y="0"/>
-                      <a:ext cx="5334000" cy="2688682"/>
+                      <a:ext cx="5727700" cy="2887133"/>
                     </a:xfrm>
                     <a:prstGeom prst="rect">
                       <a:avLst/>
@@ -4460,7 +4460,7 @@
       <w:r>
         <w:drawing>
           <wp:inline>
-            <wp:extent cx="5334000" cy="2679605"/>
+            <wp:extent cx="5727700" cy="2877386"/>
             <wp:effectExtent b="0" l="0" r="0" t="0"/>
             <wp:docPr descr="A degenerate feedback loop drawn as four stages in a cycle: the model shows popular items, users click only what is shown to them, the logs then say popular equals good, and retraining favours popular items even more, closing the loop back to the start." title="" id="42" name="Picture"/>
             <a:graphic>
@@ -4481,7 +4481,7 @@
                   <pic:spPr bwMode="auto">
                     <a:xfrm>
                       <a:off x="0" y="0"/>
-                      <a:ext cx="5334000" cy="2679605"/>
+                      <a:ext cx="5727700" cy="2877386"/>
                     </a:xfrm>
                     <a:prstGeom prst="rect">
                       <a:avLst/>
@@ -5145,7 +5145,7 @@
       <w:r>
         <w:drawing>
           <wp:inline>
-            <wp:extent cx="5334000" cy="2750170"/>
+            <wp:extent cx="5727700" cy="2953159"/>
             <wp:effectExtent b="0" l="0" r="0" t="0"/>
             <wp:docPr descr="A safe rollout ladder: shadow (new model runs but serves 0% of traffic, compared offline), then canary (serve to a small percentage, watch metrics), then ramp up (grow to 100% if metrics stay healthy), then full (new model is default); a red dashed arrow drops to a kill switch / rollback box that reverts to the last good model instantly on any red metric." title="" id="50" name="Picture"/>
             <a:graphic>
@@ -5166,7 +5166,7 @@
                   <pic:spPr bwMode="auto">
                     <a:xfrm>
                       <a:off x="0" y="0"/>
-                      <a:ext cx="5334000" cy="2750170"/>
+                      <a:ext cx="5727700" cy="2953159"/>
                     </a:xfrm>
                     <a:prstGeom prst="rect">
                       <a:avLst/>
@@ -5684,7 +5684,7 @@
       <w:r>
         <w:drawing>
           <wp:inline>
-            <wp:extent cx="5334000" cy="2750170"/>
+            <wp:extent cx="5727700" cy="2953159"/>
             <wp:effectExtent b="0" l="0" r="0" t="0"/>
             <wp:docPr descr="A production ML incident runbook drawn as five stacked stages: detect (an alert fires on a metric, drift, or errors), stabilise (rollback or kill switch first), triage (is it data, feature, model, or infra?), root cause (check drift, skew, upstream schema), and fix plus postmortem (patch, add a monitor, write it up)." title="" id="57" name="Picture"/>
             <a:graphic>
@@ -5705,7 +5705,7 @@
                   <pic:spPr bwMode="auto">
                     <a:xfrm>
                       <a:off x="0" y="0"/>
-                      <a:ext cx="5334000" cy="2750170"/>
+                      <a:ext cx="5727700" cy="2953159"/>
                     </a:xfrm>
                     <a:prstGeom prst="rect">
                       <a:avLst/>
@@ -9542,6 +9542,8 @@
       <w:footnotePr>
         <w:numRestart w:val="eachSect"/>
       </w:footnotePr>
+      <w:pgSz w:h="16838" w:w="11906"/>
+      <w:pgMar w:bottom="1440" w:footer="720" w:gutter="0" w:header="720" w:left="1440" w:right="1440" w:top="1440"/>
     </w:sectPr>
   </w:body>
 </w:document>
